--- a/report_template/template_main/HRDComplete_CustomEdition_DZRM_v1.1.0.docx
+++ b/report_template/template_main/HRDComplete_CustomEdition_DZRM_v1.1.0.docx
@@ -6261,7 +6261,25 @@
           <w:sz w:val="16"/>
           <w:szCs w:val="16"/>
         </w:rPr>
-        <w:t>III类-临床意义不明的变异目前尚未发现可能与肿瘤发生发展相关的变异。</w:t>
+        <w:t>III类-临床意义不明</w:t>
+      </w:r>
+      <w:r>
+        <w:rPr>
+          <w:rFonts w:ascii="思源黑体 CN Normal" w:eastAsia="思源黑体 CN Normal" w:hAnsi="思源黑体 CN Normal" w:hint="eastAsia"/>
+          <w:color w:val="000000"/>
+          <w:sz w:val="16"/>
+          <w:szCs w:val="16"/>
+        </w:rPr>
+        <w:t>且</w:t>
+      </w:r>
+      <w:r>
+        <w:rPr>
+          <w:rFonts w:ascii="思源黑体 CN Normal" w:eastAsia="思源黑体 CN Normal" w:hAnsi="思源黑体 CN Normal"/>
+          <w:color w:val="000000"/>
+          <w:sz w:val="16"/>
+          <w:szCs w:val="16"/>
+        </w:rPr>
+        <w:t>目前尚未发现可能与肿瘤发生发展相关的变异。</w:t>
       </w:r>
     </w:p>
     <w:p>
